--- a/book/word/Ch21 - Don't Murder a Woman Wearing a Fitbit.docx
+++ b/book/word/Ch21 - Don't Murder a Woman Wearing a Fitbit.docx
@@ -2,13 +2,13 @@
 <file path=word/document.xml><?xml version="1.0" encoding="utf-8"?>
 <w:document xmlns:w="http://schemas.openxmlformats.org/wordprocessingml/2006/main" xmlns:m="http://schemas.openxmlformats.org/officeDocument/2006/math" xmlns:r="http://schemas.openxmlformats.org/officeDocument/2006/relationships" xmlns:o="urn:schemas-microsoft-com:office:office" xmlns:v="urn:schemas-microsoft-com:vml" xmlns:w10="urn:schemas-microsoft-com:office:word" xmlns:a="http://schemas.openxmlformats.org/drawingml/2006/main" xmlns:pic="http://schemas.openxmlformats.org/drawingml/2006/picture" xmlns:wp="http://schemas.openxmlformats.org/drawingml/2006/wordprocessingDrawing">
   <w:body>
-    <w:bookmarkStart w:id="26" w:name="X9203c5d96f35499ac85be75e6ac11cd798292f8"/>
+    <w:bookmarkStart w:id="26" w:name="X958002ca02448356755196d87203e85c6cf932e"/>
     <w:p>
       <w:pPr>
         <w:pStyle w:val="Heading1"/>
       </w:pPr>
       <w:r>
-        <w:t xml:space="preserve">Chapter 21 — Don’t Murder a Woman Wearing a Fitbit</w:t>
+        <w:t xml:space="preserve">Chapter 21 - Don’t Murder a Woman Wearing a Fitbit</w:t>
       </w:r>
     </w:p>
     <w:p>
@@ -48,25 +48,25 @@
         <w:t xml:space="preserve"> </w:t>
       </w:r>
       <w:r>
-        <w:t xml:space="preserve">shot her with the Dabates’ own gun. Then he turned on Richard — zip-tied him to</w:t>
-      </w:r>
-      <w:r>
-        <w:t xml:space="preserve"> </w:t>
-      </w:r>
-      <w:r>
-        <w:t xml:space="preserve">a folding chair, cut him with a box cutter, burned him with a blowtorch — until</w:t>
-      </w:r>
-      <w:r>
-        <w:t xml:space="preserve"> </w:t>
-      </w:r>
-      <w:r>
-        <w:t xml:space="preserve">Richard heroically shoved the torch back toward the man’s face and drove him</w:t>
-      </w:r>
-      <w:r>
-        <w:t xml:space="preserve"> </w:t>
-      </w:r>
-      <w:r>
-        <w:t xml:space="preserve">off. Bleeding, bound, he triggered the home’s panic alarm and called 911.</w:t>
+        <w:t xml:space="preserve">shot her with the Dabates’ own gun. Then he turned on Richard, zip-tying him to</w:t>
+      </w:r>
+      <w:r>
+        <w:t xml:space="preserve"> </w:t>
+      </w:r>
+      <w:r>
+        <w:t xml:space="preserve">a folding chair, cutting him with a box cutter, burning him with a blowtorch,</w:t>
+      </w:r>
+      <w:r>
+        <w:t xml:space="preserve"> </w:t>
+      </w:r>
+      <w:r>
+        <w:t xml:space="preserve">until Richard heroically shoved the torch back toward the man’s face and drove</w:t>
+      </w:r>
+      <w:r>
+        <w:t xml:space="preserve"> </w:t>
+      </w:r>
+      <w:r>
+        <w:t xml:space="preserve">him off. Bleeding, bound, he triggered the home’s panic alarm and called 911.</w:t>
       </w:r>
     </w:p>
     <w:p>
@@ -96,7 +96,7 @@
         <w:pStyle w:val="BodyText"/>
       </w:pPr>
       <w:r>
-        <w:t xml:space="preserve">The problem was everything the scene couldn’t say — and one device that could.</w:t>
+        <w:t xml:space="preserve">The problem was everything the scene couldn’t say, and one device that could.</w:t>
       </w:r>
     </w:p>
     <w:bookmarkStart w:id="20" w:name="X7b11d94e34298c01d860c15ea739cb0dfca6508"/>
@@ -113,7 +113,7 @@
         <w:pStyle w:val="FirstParagraph"/>
       </w:pPr>
       <w:r>
-        <w:t xml:space="preserve">Here is the morning of December 23, 2015, as the jury ultimately found it — not</w:t>
+        <w:t xml:space="preserve">Here is the morning of December 23, 2015, as the jury ultimately found it; not</w:t>
       </w:r>
       <w:r>
         <w:t xml:space="preserve"> </w:t>
@@ -184,7 +184,7 @@
         <w:t xml:space="preserve"> </w:t>
       </w:r>
       <w:r>
-        <w:t xml:space="preserve">and placed his own wallet near the basement bulkhead stairs — set dressing for</w:t>
+        <w:t xml:space="preserve">and placed his own wallet near the basement bulkhead stairs, set dressing for</w:t>
       </w:r>
       <w:r>
         <w:t xml:space="preserve"> </w:t>
@@ -230,7 +230,7 @@
         <w:t xml:space="preserve"> </w:t>
       </w:r>
       <w:r>
-        <w:t xml:space="preserve">hip — a device that does exactly one thing, tirelessly: it counts its wearer’s</w:t>
+        <w:t xml:space="preserve">hip, a device that does exactly one thing, tirelessly: it counts its wearer’s</w:t>
       </w:r>
       <w:r>
         <w:t xml:space="preserve"> </w:t>
@@ -260,7 +260,7 @@
         <w:t xml:space="preserve"> </w:t>
       </w:r>
       <w:r>
-        <w:t xml:space="preserve">life. But her Fitbit — together with her Facebook activity — showed the jury</w:t>
+        <w:t xml:space="preserve">life. But her Fitbit, together with her Facebook activity, showed the jury</w:t>
       </w:r>
       <w:r>
         <w:t xml:space="preserve"> </w:t>
@@ -370,7 +370,7 @@
         <w:t xml:space="preserve"> </w:t>
       </w:r>
       <w:r>
-        <w:t xml:space="preserve">His wounds — thighs, chest, a finger — were the shallow geometry of</w:t>
+        <w:t xml:space="preserve">His wounds to his thighs, chest, and a finger were the shallow geometry of</w:t>
       </w:r>
       <w:r>
         <w:t xml:space="preserve"> </w:t>
@@ -408,7 +408,7 @@
         <w:t xml:space="preserve"> </w:t>
       </w:r>
       <w:r>
-        <w:t xml:space="preserve">things out. He was lying. He never called a divorce lawyer — a divorce, he</w:t>
+        <w:t xml:space="preserve">things out. He was lying. He never called a divorce lawyer; a divorce, he</w:t>
       </w:r>
       <w:r>
         <w:t xml:space="preserve"> </w:t>
@@ -510,10 +510,7 @@
         <w:t xml:space="preserve">State v. Porter</w:t>
       </w:r>
       <w:r>
-        <w:t xml:space="preserve"> </w:t>
-      </w:r>
-      <w:r>
-        <w:t xml:space="preserve">— its</w:t>
+        <w:t xml:space="preserve">, its</w:t>
       </w:r>
       <w:r>
         <w:t xml:space="preserve"> </w:t>
@@ -595,7 +592,7 @@
         <w:t xml:space="preserve"> </w:t>
       </w:r>
       <w:r>
-        <w:t xml:space="preserve">accurate at counting steps — more accurate, in fact, than the Actical, a</w:t>
+        <w:t xml:space="preserve">accurate at counting steps; more accurate, in fact, than the Actical, a</w:t>
       </w:r>
       <w:r>
         <w:t xml:space="preserve"> </w:t>
@@ -629,7 +626,7 @@
         <w:t xml:space="preserve"> </w:t>
       </w:r>
       <w:r>
-        <w:t xml:space="preserve">proprietary internal algorithm — the secret code that turns raw motion into a</w:t>
+        <w:t xml:space="preserve">proprietary internal algorithm, the secret code that turns raw motion into a</w:t>
       </w:r>
       <w:r>
         <w:t xml:space="preserve"> </w:t>
@@ -659,7 +656,7 @@
         <w:t xml:space="preserve"> </w:t>
       </w:r>
       <w:r>
-        <w:t xml:space="preserve">testify that a speedometer works. What matters is validation — testing the</w:t>
+        <w:t xml:space="preserve">testify that a speedometer works. What matters is validation - testing the</w:t>
       </w:r>
       <w:r>
         <w:t xml:space="preserve"> </w:t>
@@ -691,7 +688,7 @@
         <w:t xml:space="preserve"> </w:t>
       </w:r>
       <w:r>
-        <w:t xml:space="preserve">the Connecticut Supreme Court affirmed it all — even while scolding the</w:t>
+        <w:t xml:space="preserve">the Connecticut Supreme Court affirmed it all, even while scolding the</w:t>
       </w:r>
       <w:r>
         <w:t xml:space="preserve"> </w:t>
@@ -757,7 +754,7 @@
         <w:pStyle w:val="FirstParagraph"/>
       </w:pPr>
       <w:r>
-        <w:t xml:space="preserve">He staged a home invasion for an audience of police officers — and forgot the</w:t>
+        <w:t xml:space="preserve">He staged a home invasion for an audience of police officers, and forgot the</w:t>
       </w:r>
       <w:r>
         <w:t xml:space="preserve"> </w:t>
